--- a/交付成果/第三轮修订版/第三轮4周版/读书会23_小问答经讲记：萨迦耶见与圣八支道_4周资料包（第三版修订）/Word版/第4周_三摩地修习与受随观_学员版.docx
+++ b/交付成果/第三轮修订版/第三轮4周版/读书会23_小问答经讲记：萨迦耶见与圣八支道_4周资料包（第三版修订）/Word版/第4周_三摩地修习与受随观_学员版.docx
@@ -1374,14 +1374,6 @@
     <w:p>
       <w:r>
         <w:rPr>
-          <w:b w:val="0"/>
-        </w:rPr>
-        <w:t>[generated, not original text]</w:t>
-      </w:r>
-    </w:p>
-    <w:p>
-      <w:r>
-        <w:rPr>
           <w:b/>
         </w:rPr>
         <w:t>材料②</w:t>
@@ -4786,14 +4778,6 @@
     <w:p>
       <w:r>
         <w:rPr>
-          <w:b w:val="0"/>
-        </w:rPr>
-        <w:t>[generated, not original text]</w:t>
-      </w:r>
-    </w:p>
-    <w:p>
-      <w:r>
-        <w:rPr>
           <w:b/>
           <w:color w:val="1E4620"/>
           <w:sz w:val="26"/>
@@ -5419,14 +5403,6 @@
     <w:p>
       <w:r>
         <w:rPr>
-          <w:b w:val="0"/>
-        </w:rPr>
-        <w:t>[generated, not original text]</w:t>
-      </w:r>
-    </w:p>
-    <w:p>
-      <w:r>
-        <w:rPr>
           <w:b/>
           <w:color w:val="1E4620"/>
           <w:sz w:val="26"/>
@@ -5803,14 +5779,6 @@
           <w:b w:val="0"/>
         </w:rPr>
         <w:t>如果这一步都停不下来，还能生起道智？这是美梦啊！正念、正知，每一个当下正念、正知能不能练起来？碰到问题的时候，能不能够不要跟著习惯就冲出去，而是能够停下？你第一步能够停下来，再说你用什么样的方法对治。光明智贤友问：“多长时间？”“二十八天。”干它二十八天看看，记一记，看、听、嗅、尝、触，你正念了多少回？那就是真干。</w:t>
-      </w:r>
-    </w:p>
-    <w:p>
-      <w:r>
-        <w:rPr>
-          <w:b w:val="0"/>
-        </w:rPr>
-        <w:t>[generated, not original text]</w:t>
       </w:r>
     </w:p>
     <w:p>
